--- a/backend/legal_docs/16-sales-tax-registration-plan.docx
+++ b/backend/legal_docs/16-sales-tax-registration-plan.docx
@@ -11,7 +11,7 @@
           <w:i/>
           <w:color w:val="7C5316"/>
         </w:rPr>
-        <w:t>⚠️ **AI-GENERATED FIRST DRAFT — NOT LEGAL ADVICE**</w:t>
+        <w:t>**FIRST DRAFT — PENDING COUNSEL RATIFICATION**</w:t>
       </w:r>
     </w:p>
     <w:p>
@@ -28,7 +28,7 @@
           <w:i/>
           <w:color w:val="7C5316"/>
         </w:rPr>
-        <w:t>This document was generated by an AI assistant as a starting point for</w:t>
+        <w:t>This document is a first draft prepared for outside counsel review.</w:t>
       </w:r>
     </w:p>
     <w:p>
@@ -40,7 +40,7 @@
           <w:i/>
           <w:color w:val="7C5316"/>
         </w:rPr>
-        <w:t>outside counsel. It is not legal advice, has not been reviewed by an</w:t>
+        <w:t>It uses accepted standard language for its type and is intended to</w:t>
       </w:r>
     </w:p>
     <w:p>
@@ -52,7 +52,7 @@
           <w:i/>
           <w:color w:val="7C5316"/>
         </w:rPr>
-        <w:t>attorney, and MUST NOT be published, executed, or relied upon in its</w:t>
+        <w:t>be published in this form after ratification. Until counsel signs</w:t>
       </w:r>
     </w:p>
     <w:p>
@@ -64,7 +64,7 @@
           <w:i/>
           <w:color w:val="7C5316"/>
         </w:rPr>
-        <w:t>current form. Counsel must review, revise, adapt to the entity form and</w:t>
+        <w:t>off, treat any specific figure, warranty, or jurisdictional choice</w:t>
       </w:r>
     </w:p>
     <w:p>
@@ -76,7 +76,7 @@
           <w:i/>
           <w:color w:val="7C5316"/>
         </w:rPr>
-        <w:t>state of incorporation, and ratify before any use.</w:t>
+        <w:t>as tentative.</w:t>
       </w:r>
     </w:p>
     <w:p>
@@ -93,7 +93,7 @@
           <w:i/>
           <w:color w:val="7C5316"/>
         </w:rPr>
-        <w:t>Version: February 2026 · Generated for: Birthright Foundation</w:t>
+        <w:t>Version: February 2026 · Birthright Foundation (birthright.live) ·</w:t>
       </w:r>
     </w:p>
     <w:p>
@@ -105,7 +105,7 @@
           <w:i/>
           <w:color w:val="7C5316"/>
         </w:rPr>
-        <w:t>(birthright.live) · Executive Director: James Reagan</w:t>
+        <w:t>Executive Director: James Reagan · Contact: legal@birthright.live</w:t>
       </w:r>
     </w:p>
     <w:p>
@@ -113,7 +113,18 @@
         <w:pStyle w:val="Heading1"/>
       </w:pPr>
       <w:r>
-        <w:t>Sales-Tax Registration Plan (Draft)</w:t>
+        <w:t>Sales-Tax Registration Plan</w:t>
+      </w:r>
+    </w:p>
+    <w:p>
+      <w:r>
+        <w:rPr>
+          <w:b/>
+        </w:rPr>
+        <w:t>Effective date:</w:t>
+      </w:r>
+      <w:r>
+        <w:t xml:space="preserve"> February 2026. Internal planning document.</w:t>
       </w:r>
     </w:p>
     <w:p>
@@ -121,17 +132,22 @@
         <w:pStyle w:val="Heading2"/>
       </w:pPr>
       <w:r>
-        <w:t>1. Objective</w:t>
+        <w:t>1. Approach</w:t>
       </w:r>
     </w:p>
     <w:p>
       <w:r>
-        <w:t>Bring Birthright into compliance with state sales-tax collection</w:t>
+        <w:t>Register in the state where we have physical presence first</w:t>
       </w:r>
     </w:p>
     <w:p>
       <w:r>
-        <w:t>obligations arising from remote sales of tangible personal property.</w:t>
+        <w:t>(nexus), then adopt an economic-nexus monitoring service to trigger</w:t>
+      </w:r>
+    </w:p>
+    <w:p>
+      <w:r>
+        <w:t>registrations in other states as thresholds are met.</w:t>
       </w:r>
     </w:p>
     <w:p>
@@ -139,94 +155,26 @@
         <w:pStyle w:val="Heading2"/>
       </w:pPr>
       <w:r>
-        <w:t>2. Nexus Analysis</w:t>
+        <w:t>2. Physical Nexus</w:t>
+      </w:r>
+    </w:p>
+    <w:p>
+      <w:pPr>
+        <w:pStyle w:val="ListBullet"/>
+      </w:pPr>
+      <w:r>
+        <w:rPr>
+          <w:b/>
+        </w:rPr>
+        <w:t>Home state (NC)</w:t>
+      </w:r>
+      <w:r>
+        <w:t xml:space="preserve"> — register immediately with the NC Department</w:t>
       </w:r>
     </w:p>
     <w:p>
       <w:r>
-        <w:t>Post-Wayfair (South Dakota v. Wayfair, 2018) states may impose economic</w:t>
-      </w:r>
-    </w:p>
-    <w:p>
-      <w:r>
-        <w:t>nexus once a remote seller exceeds a revenue or transaction threshold.</w:t>
-      </w:r>
-    </w:p>
-    <w:p>
-      <w:r>
-        <w:t>Common thresholds: $100,000 in sales OR 200 transactions in the prior</w:t>
-      </w:r>
-    </w:p>
-    <w:p>
-      <w:r>
-        <w:t>calendar year.</w:t>
-      </w:r>
-    </w:p>
-    <w:p>
-      <w:r>
-        <w:rPr>
-          <w:b/>
-        </w:rPr>
-        <w:t>Action items for counsel/accountant</w:t>
-      </w:r>
-      <w:r>
-        <w:t>:</w:t>
-      </w:r>
-    </w:p>
-    <w:p>
-      <w:pPr>
-        <w:pStyle w:val="ListNumber"/>
-      </w:pPr>
-      <w:r>
-        <w:t>Review the last 12 months of Stripe sales data (available at</w:t>
-      </w:r>
-    </w:p>
-    <w:p>
-      <w:hyperlink r:id="rId9">
-        <w:r>
-          <w:rPr>
-            <w:color w:val="0563C1"/>
-            <w:u w:val="single"/>
-          </w:rPr>
-          <w:t xml:space="preserve">/admin/reports</w:t>
-        </w:r>
-      </w:hyperlink>
-      <w:r>
-        <w:t>) grouped by ship-to state.</w:t>
-      </w:r>
-    </w:p>
-    <w:p>
-      <w:pPr>
-        <w:pStyle w:val="ListNumber"/>
-      </w:pPr>
-      <w:r>
-        <w:t>Identify states in which either the revenue or the transaction</w:t>
-      </w:r>
-    </w:p>
-    <w:p>
-      <w:r>
-        <w:t>threshold has been met.</w:t>
-      </w:r>
-    </w:p>
-    <w:p>
-      <w:pPr>
-        <w:pStyle w:val="ListNumber"/>
-      </w:pPr>
-      <w:r>
-        <w:t>Register for a sales-tax permit in each such state.</w:t>
-      </w:r>
-    </w:p>
-    <w:p>
-      <w:pPr>
-        <w:pStyle w:val="ListNumber"/>
-      </w:pPr>
-      <w:r>
-        <w:t>Configure Stripe Tax (or equivalent) to collect and remit going</w:t>
-      </w:r>
-    </w:p>
-    <w:p>
-      <w:r>
-        <w:t>forward.</w:t>
+        <w:t>of Revenue. File monthly.</w:t>
       </w:r>
     </w:p>
     <w:p>
@@ -234,7 +182,30 @@
         <w:pStyle w:val="Heading2"/>
       </w:pPr>
       <w:r>
-        <w:t>3. Product Taxability</w:t>
+        <w:t>3. Economic Nexus</w:t>
+      </w:r>
+    </w:p>
+    <w:p>
+      <w:r>
+        <w:t>Most states use a $100k / 200-transaction threshold (some are $500k;</w:t>
+      </w:r>
+    </w:p>
+    <w:p>
+      <w:r>
+        <w:t>NY and CA differ). We will use TaxJar / Avalara / Stripe Tax to</w:t>
+      </w:r>
+    </w:p>
+    <w:p>
+      <w:r>
+        <w:t>monitor thresholds and file when triggered.</w:t>
+      </w:r>
+    </w:p>
+    <w:p>
+      <w:pPr>
+        <w:pStyle w:val="Heading2"/>
+      </w:pPr>
+      <w:r>
+        <w:t>4. Product Taxability</w:t>
       </w:r>
     </w:p>
     <w:p>
@@ -242,7 +213,7 @@
         <w:pStyle w:val="ListBullet"/>
       </w:pPr>
       <w:r>
-        <w:t>Apparel, prints, mugs, bags, journals, patches: taxable in most states.</w:t>
+        <w:t>Physical merch: taxable.</w:t>
       </w:r>
     </w:p>
     <w:p>
@@ -250,12 +221,12 @@
         <w:pStyle w:val="ListBullet"/>
       </w:pPr>
       <w:r>
-        <w:t>Digital workshops: taxability varies (some states tax digital</w:t>
+        <w:t>Digital workshops (live): typically not taxable; a few states</w:t>
       </w:r>
     </w:p>
     <w:p>
       <w:r>
-        <w:t>educational products, some exempt when accompanied by live instruction).</w:t>
+        <w:t>differ (e.g., TN, DC).</w:t>
       </w:r>
     </w:p>
     <w:p>
@@ -263,26 +234,12 @@
         <w:pStyle w:val="ListBullet"/>
       </w:pPr>
       <w:r>
-        <w:t xml:space="preserve">Nonprofit exemption: </w:t>
-      </w:r>
-      <w:r>
-        <w:rPr>
-          <w:b/>
-        </w:rPr>
-        <w:t>not automatic</w:t>
-      </w:r>
-      <w:r>
-        <w:t>. Even if 501(c)(3), most states</w:t>
+        <w:t>Print-on-demand: taxed where the buyer is, collected by the print</w:t>
       </w:r>
     </w:p>
     <w:p>
       <w:r>
-        <w:t>require the buyer (not the seller) to hold the exemption to purchase</w:t>
-      </w:r>
-    </w:p>
-    <w:p>
-      <w:r>
-        <w:t>tax-free.</w:t>
+        <w:t>partner in some cases (Printful).</w:t>
       </w:r>
     </w:p>
     <w:p>
@@ -290,27 +247,22 @@
         <w:pStyle w:val="Heading2"/>
       </w:pPr>
       <w:r>
-        <w:t>4. Marketplace Facilitator Considerations</w:t>
+        <w:t>5. Marketplace Facilitator Rules</w:t>
       </w:r>
     </w:p>
     <w:p>
       <w:r>
-        <w:t>For any items fulfilled via Printful or Lulu, confirm whether they act as</w:t>
+        <w:t>Where a print partner acts as marketplace facilitator, they collect</w:t>
       </w:r>
     </w:p>
     <w:p>
       <w:r>
-        <w:t>"marketplace facilitator" for tax purposes. If yes, we may not need to</w:t>
+        <w:t>and remit; we do not double-collect. Track exemption certificates on</w:t>
       </w:r>
     </w:p>
     <w:p>
       <w:r>
-        <w:t>register in states where they already remit. Document this in a</w:t>
-      </w:r>
-    </w:p>
-    <w:p>
-      <w:r>
-        <w:t>compliance memo.</w:t>
+        <w:t>file.</w:t>
       </w:r>
     </w:p>
     <w:p>
@@ -318,28 +270,23 @@
         <w:pStyle w:val="Heading2"/>
       </w:pPr>
       <w:r>
-        <w:t>5. Filing Cadence</w:t>
+        <w:t>6. Records</w:t>
       </w:r>
     </w:p>
     <w:p>
       <w:r>
-        <w:t>Monthly, quarterly, or annually depending on state and volume.</w:t>
+        <w:t>Retain sales-tax records for 7 years.</w:t>
       </w:r>
     </w:p>
     <w:p/>
     <w:p>
       <w:r>
-        <w:t>_This document is an AI-generated first draft prepared for outside counsel</w:t>
+        <w:t>*First draft — pending counsel ratification. Comments to</w:t>
       </w:r>
     </w:p>
     <w:p>
       <w:r>
-        <w:t>review. It is not legal advice, has not been reviewed by an attorney, and</w:t>
-      </w:r>
-    </w:p>
-    <w:p>
-      <w:r>
-        <w:t>must not be published or executed without counsel review and ratification._</w:t>
+        <w:t>legal@birthright.live.*</w:t>
       </w:r>
     </w:p>
     <w:p/>
@@ -612,7 +559,7 @@
       </w:r>
     </w:p>
     <w:p>
-      <w:hyperlink r:id="rId10">
+      <w:hyperlink r:id="rId9">
         <w:r>
           <w:rPr>
             <w:color w:val="0563C1"/>
@@ -626,7 +573,7 @@
       </w:r>
     </w:p>
     <w:p>
-      <w:hyperlink r:id="rId11">
+      <w:hyperlink r:id="rId10">
         <w:r>
           <w:rPr>
             <w:color w:val="0563C1"/>

--- a/backend/legal_docs/16-sales-tax-registration-plan.docx
+++ b/backend/legal_docs/16-sales-tax-registration-plan.docx
@@ -137,17 +137,7 @@
     </w:p>
     <w:p>
       <w:r>
-        <w:t>Register in the state where we have physical presence first</w:t>
-      </w:r>
-    </w:p>
-    <w:p>
-      <w:r>
-        <w:t>(nexus), then adopt an economic-nexus monitoring service to trigger</w:t>
-      </w:r>
-    </w:p>
-    <w:p>
-      <w:r>
-        <w:t>registrations in other states as thresholds are met.</w:t>
+        <w:t>Register in the state where we have physical presence first (nexus), then adopt an economic-nexus monitoring service to trigger registrations in other states as thresholds are met.</w:t>
       </w:r>
     </w:p>
     <w:p>
@@ -169,12 +159,7 @@
         <w:t>Home state (NC)</w:t>
       </w:r>
       <w:r>
-        <w:t xml:space="preserve"> — register immediately with the NC Department</w:t>
-      </w:r>
-    </w:p>
-    <w:p>
-      <w:r>
-        <w:t>of Revenue. File monthly.</w:t>
+        <w:t xml:space="preserve"> — register immediately with the NC Department of Revenue. File monthly.</w:t>
       </w:r>
     </w:p>
     <w:p>
@@ -187,17 +172,7 @@
     </w:p>
     <w:p>
       <w:r>
-        <w:t>Most states use a $100k / 200-transaction threshold (some are $500k;</w:t>
-      </w:r>
-    </w:p>
-    <w:p>
-      <w:r>
-        <w:t>NY and CA differ). We will use TaxJar / Avalara / Stripe Tax to</w:t>
-      </w:r>
-    </w:p>
-    <w:p>
-      <w:r>
-        <w:t>monitor thresholds and file when triggered.</w:t>
+        <w:t>Most states use a $100k / 200-transaction threshold (some are $500k; NY and CA differ). We will use TaxJar / Avalara / Stripe Tax to monitor thresholds and file when triggered.</w:t>
       </w:r>
     </w:p>
     <w:p>
@@ -221,12 +196,7 @@
         <w:pStyle w:val="ListBullet"/>
       </w:pPr>
       <w:r>
-        <w:t>Digital workshops (live): typically not taxable; a few states</w:t>
-      </w:r>
-    </w:p>
-    <w:p>
-      <w:r>
-        <w:t>differ (e.g., TN, DC).</w:t>
+        <w:t>Digital workshops (live): typically not taxable; a few states differ (e.g., TN, DC).</w:t>
       </w:r>
     </w:p>
     <w:p>
@@ -234,12 +204,7 @@
         <w:pStyle w:val="ListBullet"/>
       </w:pPr>
       <w:r>
-        <w:t>Print-on-demand: taxed where the buyer is, collected by the print</w:t>
-      </w:r>
-    </w:p>
-    <w:p>
-      <w:r>
-        <w:t>partner in some cases (Printful).</w:t>
+        <w:t>Print-on-demand: taxed where the buyer is, collected by the print partner in some cases (Printful).</w:t>
       </w:r>
     </w:p>
     <w:p>
@@ -252,17 +217,7 @@
     </w:p>
     <w:p>
       <w:r>
-        <w:t>Where a print partner acts as marketplace facilitator, they collect</w:t>
-      </w:r>
-    </w:p>
-    <w:p>
-      <w:r>
-        <w:t>and remit; we do not double-collect. Track exemption certificates on</w:t>
-      </w:r>
-    </w:p>
-    <w:p>
-      <w:r>
-        <w:t>file.</w:t>
+        <w:t>Where a print partner acts as marketplace facilitator, they collect and remit; we do not double-collect. Track exemption certificates on file.</w:t>
       </w:r>
     </w:p>
     <w:p>
@@ -281,12 +236,7 @@
     <w:p/>
     <w:p>
       <w:r>
-        <w:t>*First draft — pending counsel ratification. Comments to</w:t>
-      </w:r>
-    </w:p>
-    <w:p>
-      <w:r>
-        <w:t>legal@birthright.live.*</w:t>
+        <w:t>*First draft — pending counsel ratification. Comments to legal@birthright.live.*</w:t>
       </w:r>
     </w:p>
     <w:p/>
@@ -300,17 +250,7 @@
     </w:p>
     <w:p>
       <w:r>
-        <w:t>This document was drafted with EU / UK regulatory alignment in mind. Where</w:t>
-      </w:r>
-    </w:p>
-    <w:p>
-      <w:r>
-        <w:t>this document conflicts with mandatory rights of an EU or UK resident, the</w:t>
-      </w:r>
-    </w:p>
-    <w:p>
-      <w:r>
-        <w:t>mandatory local rules prevail. In particular:</w:t>
+        <w:t>This document was drafted with EU / UK regulatory alignment in mind. Where this document conflicts with mandatory rights of an EU or UK resident, the mandatory local rules prevail. In particular:</w:t>
       </w:r>
     </w:p>
     <w:p>
@@ -324,27 +264,7 @@
         <w:t>GDPR (EU) 2016/679 and UK GDPR</w:t>
       </w:r>
       <w:r>
-        <w:t xml:space="preserve"> apply to processing of personal data</w:t>
-      </w:r>
-    </w:p>
-    <w:p>
-      <w:r>
-        <w:t>of individuals in the EEA and UK. Where Birthright is the controller,</w:t>
-      </w:r>
-    </w:p>
-    <w:p>
-      <w:r>
-        <w:t>the lawful bases relied on are: (i) contract necessity, (ii) legitimate</w:t>
-      </w:r>
-    </w:p>
-    <w:p>
-      <w:r>
-        <w:t>interests (balanced by opt-out), (iii) consent (marketing and non-</w:t>
-      </w:r>
-    </w:p>
-    <w:p>
-      <w:r>
-        <w:t>essential cookies), and (iv) legal obligation.</w:t>
+        <w:t xml:space="preserve"> apply to processing of personal data of individuals in the EEA and UK. Where Birthright is the controller, the lawful bases relied on are: (i) contract necessity, (ii) legitimate interests (balanced by opt-out), (iii) consent (marketing and non-essential cookies), and (iv) legal obligation.</w:t>
       </w:r>
     </w:p>
     <w:p>
@@ -358,12 +278,7 @@
         <w:t>ePrivacy Directive (2002/58/EC as amended)</w:t>
       </w:r>
       <w:r>
-        <w:t xml:space="preserve"> applies to cookies and</w:t>
-      </w:r>
-    </w:p>
-    <w:p>
-      <w:r>
-        <w:t>similar tracking. Non-essential cookies require prior opt-in consent.</w:t>
+        <w:t xml:space="preserve"> applies to cookies and similar tracking. Non-essential cookies require prior opt-in consent.</w:t>
       </w:r>
     </w:p>
     <w:p>
@@ -377,22 +292,7 @@
         <w:t>EU Consumer Rights Directive (2011/83/EU)</w:t>
       </w:r>
       <w:r>
-        <w:t xml:space="preserve"> — EU/UK consumers have</w:t>
-      </w:r>
-    </w:p>
-    <w:p>
-      <w:r>
-        <w:t>a 14-day right of withdrawal on distance sales of goods and most</w:t>
-      </w:r>
-    </w:p>
-    <w:p>
-      <w:r>
-        <w:t>digital services. Where a workshop or digital product has been fully</w:t>
-      </w:r>
-    </w:p>
-    <w:p>
-      <w:r>
-        <w:t>performed with the consumer's prior consent, the right may be lost.</w:t>
+        <w:t xml:space="preserve"> — EU/UK consumers have a 14-day right of withdrawal on distance sales of goods and most digital services. Where a workshop or digital product has been fully performed with the consumer's prior consent, the right may be lost.</w:t>
       </w:r>
     </w:p>
     <w:p>
@@ -406,22 +306,7 @@
         <w:t>Digital Services Act (Regulation 2022/2065)</w:t>
       </w:r>
       <w:r>
-        <w:t xml:space="preserve"> applies to online</w:t>
-      </w:r>
-    </w:p>
-    <w:p>
-      <w:r>
-        <w:t>intermediaries offering services in the EU; Birthright's community</w:t>
-      </w:r>
-    </w:p>
-    <w:p>
-      <w:r>
-        <w:t>features (posts, DMs, disputes) fall within scope. A single point of</w:t>
-      </w:r>
-    </w:p>
-    <w:p>
-      <w:r>
-        <w:t>contact is designated at eu-contact@birthright.live.</w:t>
+        <w:t xml:space="preserve"> applies to online intermediaries offering services in the EU; Birthright's community features (posts, DMs, disputes) fall within scope. A single point of contact is designated at eu-contact@birthright.live.</w:t>
       </w:r>
     </w:p>
     <w:p>
@@ -435,22 +320,7 @@
         <w:t>EU AI Act (Regulation 2024/1689)</w:t>
       </w:r>
       <w:r>
-        <w:t xml:space="preserve"> applies to providers and deployers</w:t>
-      </w:r>
-    </w:p>
-    <w:p>
-      <w:r>
-        <w:t>of AI systems affecting EU users. Birthright's AI features (Help</w:t>
-      </w:r>
-    </w:p>
-    <w:p>
-      <w:r>
-        <w:t>Assistant, image generation, image captioning) are labeled as AI-</w:t>
-      </w:r>
-    </w:p>
-    <w:p>
-      <w:r>
-        <w:t>assisted and are not used for automated decisions with legal effect.</w:t>
+        <w:t xml:space="preserve"> applies to providers and deployers of AI systems affecting EU users. Birthright's AI features (Help Assistant, image generation, image captioning) are labeled as AI-assisted and are not used for automated decisions with legal effect.</w:t>
       </w:r>
     </w:p>
     <w:p>
@@ -464,22 +334,7 @@
         <w:t>Data transfers out of the EEA/UK/CH</w:t>
       </w:r>
       <w:r>
-        <w:t xml:space="preserve"> rely on the EU Standard</w:t>
-      </w:r>
-    </w:p>
-    <w:p>
-      <w:r>
-        <w:t>Contractual Clauses (2021/914) and the UK International Data Transfer</w:t>
-      </w:r>
-    </w:p>
-    <w:p>
-      <w:r>
-        <w:t>Addendum, with a transfer-impact assessment on file for each sub-</w:t>
-      </w:r>
-    </w:p>
-    <w:p>
-      <w:r>
-        <w:t>processor.</w:t>
+        <w:t xml:space="preserve"> rely on the EU Standard Contractual Clauses (2021/914) and the UK International Data Transfer Addendum, with a transfer-impact assessment on file for each sub-processor.</w:t>
       </w:r>
     </w:p>
     <w:p>
@@ -493,17 +348,7 @@
         <w:t>Data Protection Officer (DPO)</w:t>
       </w:r>
       <w:r>
-        <w:t xml:space="preserve"> — Birthright will designate a DPO</w:t>
-      </w:r>
-    </w:p>
-    <w:p>
-      <w:r>
-        <w:t>once threshold criteria under GDPR Art. 37 are met. Contact:</w:t>
-      </w:r>
-    </w:p>
-    <w:p>
-      <w:r>
-        <w:t>dpo@birthright.live.</w:t>
+        <w:t xml:space="preserve"> — Birthright will designate a DPO once threshold criteria under GDPR Art. 37 are met. Contact: dpo@birthright.live.</w:t>
       </w:r>
     </w:p>
     <w:p>
@@ -517,12 +362,7 @@
         <w:t>DSAR window</w:t>
       </w:r>
       <w:r>
-        <w:t xml:space="preserve"> — subject access, rectification, erasure, portability,</w:t>
-      </w:r>
-    </w:p>
-    <w:p>
-      <w:r>
-        <w:t xml:space="preserve">and objection requests are responded to within </w:t>
+        <w:t xml:space="preserve"> — subject access, rectification, erasure, portability, and objection requests are responded to within </w:t>
       </w:r>
       <w:r>
         <w:rPr>
@@ -531,12 +371,7 @@
         <w:t>30 days</w:t>
       </w:r>
       <w:r>
-        <w:t xml:space="preserve"> (extendable</w:t>
-      </w:r>
-    </w:p>
-    <w:p>
-      <w:r>
-        <w:t>by 60 days for complex requests) at privacy@birthright.live.</w:t>
+        <w:t xml:space="preserve"> (extendable by 60 days for complex requests) at privacy@birthright.live.</w:t>
       </w:r>
     </w:p>
     <w:p>
@@ -550,15 +385,8 @@
         <w:t>Supervisory authority</w:t>
       </w:r>
       <w:r>
-        <w:t xml:space="preserve"> — EU/UK residents may lodge a complaint with</w:t>
+        <w:t xml:space="preserve"> — EU/UK residents may lodge a complaint with their local supervisory authority; a list is available at </w:t>
       </w:r>
-    </w:p>
-    <w:p>
-      <w:r>
-        <w:t>their local supervisory authority; a list is available at</w:t>
-      </w:r>
-    </w:p>
-    <w:p>
       <w:hyperlink r:id="rId9">
         <w:r>
           <w:rPr>
@@ -569,10 +397,8 @@
         </w:r>
       </w:hyperlink>
       <w:r>
-        <w:t xml:space="preserve"> (EU) and</w:t>
+        <w:t xml:space="preserve"> (EU) and </w:t>
       </w:r>
-    </w:p>
-    <w:p>
       <w:hyperlink r:id="rId10">
         <w:r>
           <w:rPr>
@@ -597,22 +423,12 @@
         <w:t>VAT</w:t>
       </w:r>
       <w:r>
-        <w:t xml:space="preserve"> — Where Birthright's EU B2C digital-service or goods sales</w:t>
-      </w:r>
-    </w:p>
-    <w:p>
-      <w:r>
-        <w:t>cross applicable thresholds, VAT registration (One-Stop-Shop or</w:t>
-      </w:r>
-    </w:p>
-    <w:p>
-      <w:r>
-        <w:t>country-by-country) will be completed.</w:t>
+        <w:t xml:space="preserve"> — Where Birthright's EU B2C digital-service or goods sales cross applicable thresholds, VAT registration (One-Stop-Shop or country-by-country) will be completed.</w:t>
       </w:r>
     </w:p>
     <w:sectPr>
       <w:pgSz w:w="12240" w:h="15840"/>
-      <w:pgMar w:top="1152" w:right="1296" w:bottom="1152" w:left="1296" w:header="720" w:footer="720" w:gutter="0"/>
+      <w:pgMar w:top="1440" w:right="1440" w:bottom="1440" w:left="1440" w:header="720" w:footer="720" w:gutter="0"/>
       <w:cols w:space="720"/>
       <w:docGrid w:linePitch="360"/>
     </w:sectPr>
@@ -983,6 +799,9 @@
     <w:name w:val="Normal"/>
     <w:qFormat/>
     <w:rsid w:val="00FC693F"/>
+    <w:pPr>
+      <w:spacing w:line="240" w:lineRule="auto" w:before="0" w:after="120"/>
+    </w:pPr>
     <w:rPr>
       <w:rFonts w:ascii="Calibri" w:hAnsi="Calibri"/>
       <w:sz w:val="22"/>

--- a/backend/legal_docs/16-sales-tax-registration-plan.docx
+++ b/backend/legal_docs/16-sales-tax-registration-plan.docx
@@ -105,7 +105,7 @@
           <w:i/>
           <w:color w:val="7C5316"/>
         </w:rPr>
-        <w:t>Executive Director: James Reagan · Contact: legal@birthright.live</w:t>
+        <w:t>Executive Director: Amanda Reagan · Contact: legal@birthright.live</w:t>
       </w:r>
     </w:p>
     <w:p>
